--- a/companies/calderwood-partners/People/2022.07.11 - Onboarding - Steven Sanchez.docx
+++ b/companies/calderwood-partners/People/2022.07.11 - Onboarding - Steven Sanchez.docx
@@ -3,28 +3,31 @@
 <w:document xmlns:wpc="http://schemas.microsoft.com/office/word/2010/wordprocessingCanvas" xmlns:mo="http://schemas.microsoft.com/office/mac/office/2008/main" xmlns:mc="http://schemas.openxmlformats.org/markup-compatibility/2006" xmlns:mv="urn:schemas-microsoft-com:mac:vml" xmlns:o="urn:schemas-microsoft-com:office:office" xmlns:r="http://schemas.openxmlformats.org/officeDocument/2006/relationships" xmlns:m="http://schemas.openxmlformats.org/officeDocument/2006/math" xmlns:v="urn:schemas-microsoft-com:vml" xmlns:wp14="http://schemas.microsoft.com/office/word/2010/wordprocessingDrawing" xmlns:wp="http://schemas.openxmlformats.org/drawingml/2006/wordprocessingDrawing" xmlns:w10="urn:schemas-microsoft-com:office:word" xmlns:w="http://schemas.openxmlformats.org/wordprocessingml/2006/main" xmlns:w14="http://schemas.microsoft.com/office/word/2010/wordml" xmlns:wpg="http://schemas.microsoft.com/office/word/2010/wordprocessingGroup" xmlns:wpi="http://schemas.microsoft.com/office/word/2010/wordprocessingInk" xmlns:wne="http://schemas.microsoft.com/office/word/2006/wordml" xmlns:wps="http://schemas.microsoft.com/office/word/2010/wordprocessingShape" mc:Ignorable="w14 wp14">
   <w:body>
     <w:p>
+      <w:pPr>
+        <w:pStyle w:val="Heading1"/>
+      </w:pPr>
       <w:r>
-        <w:t>Steven Sanchez joins the Advisory practice this week as a Research Associate. His seat is the one that keeps the analytical work supplied: the data pulls, the quick summaries, the raw material a team needs in front of it before it can begin to draw conclusions. He works in a crisp, no-frills style aimed at speed and clarity, content to leave the polish to the hands that come after him and focused on getting the facts organized first. That is precisely the right order of priorities for this desk, and he holds it with a quiet confidence that does not overreach.</w:t>
+        <w:t>Steven Sanchez: On His First Weeks</w:t>
       </w:r>
     </w:p>
     <w:p>
       <w:r>
-        <w:t>Steven Sanchez reports to Jason Torres, Principal. Jason will feed him his first requests and set the order they arrive in, so the early weeks build into a steady flow of real work rather than a flood. When two teams want the same hours, Jason decides; Steven should carry the conflict up to him rather than work out on his own whose pull waits.</w:t>
+        <w:t>Welcome to Calderwood Partners, Steven Sanchez. You are joining the Advisory practice as a Research Associate, and the work that will sit with you is the data collection and the early analysis that stand behind an operating-model or a cost review before its findings take shape. It is practical, steady work, and the habit that matters most in it is keeping the analysis close to the source it came from and documenting your steps as you go, so that a manager picking up your file can follow the trail from a conclusion back to the figures it rests on without having to reconstruct your reasoning from memory.</w:t>
       </w:r>
     </w:p>
     <w:p>
       <w:r>
-        <w:t>Operations will set up his systems, email, and expenses in the first day or two, and his desk is on the analyst floor with the rest of Advisory. The opening week is for reading into a handful of recent files, so that he learns the shape of the questions we are asked and the form our summaries take before the requests start to move. He should also take the opening days to meet the analysts whose work his pulls will feed, since a summary is easier to aim when its author knows what the reader intends to do with it. Speed is genuinely valued in this seat, and he has it; the one caution is that a fast pull is only useful if it is a correct one, so the check on the numbers comes before the summary goes out.</w:t>
+        <w:t>You will report to Jason Torres, Principal, who will set your assignments, judge how your time is spread across the engagements in flight, and be the first to check what you produce. He and I value in early analysis not its speed but whether the next person can retrace it without your help, and I would ask you to work in that spirit from the start, keeping your steps visible on the page as you take them rather than tidying them away once a number lands where you expected. Work left that way is work a manager can stand behind, because its conclusions can be walked back to the evidence at any point someone thinks to ask.</w:t>
       </w:r>
     </w:p>
     <w:p>
       <w:r>
-        <w:t>The standard is simple. Get the facts organized and get them right, and label a pull so the person building on it can trust what it holds without redoing it. What looks finished but hides an error costs the team more than an honest gap does. Steven Sanchez has the instinct for that already, from what we have seen. The check belongs in the habit from the start, and the early weeks, while the volume is still light, are the time to build it in. Julie Ramsey will read a piece or two of his early work while the conventions settle, which is ordinary for anyone new to the bench.</w:t>
+        <w:t>For the practical matters, your paperwork and your access to our systems will be ready before your first morning, and Jason means to place you on a live engagement within your first days, on the firm's long preference for teaching its method on real work rather than in the abstract. Through the first month I would ask mainly that you take the time to learn how we expect a piece of analysis to be documented before you begin producing it at pace, since the trail you leave from a figure to its source is, in the end, what lets a manager put weight on your work, and it is worth the early weeks to learn the standard we hold it to.</w:t>
       </w:r>
     </w:p>
     <w:p>
       <w:r>
-        <w:t>Julie Ramsey, Managing Principal</w:t>
+        <w:t>The first concrete step is to meet with Jason Torres this week, let him take you through the engagement he intends for you, and settle how the two of you will work together; anything that falls outside that conversation, or that you would rather raise apart from your reporting line, you are free to bring to me. I am Julie Ramsey, and you are welcome here.</w:t>
       </w:r>
     </w:p>
     <w:sectPr>
